--- a/Tests/OOXMLSwiftTests/Fixtures/mdocx/13b-bookmark-cross-paragraph/bookmark-cross-paragraph.normalized.docx
+++ b/Tests/OOXMLSwiftTests/Fixtures/mdocx/13b-bookmark-cross-paragraph/bookmark-cross-paragraph.normalized.docx
@@ -2,21 +2,19 @@
 <file path=word/document.xml><?xml version="1.0" encoding="utf-8"?>
 <w:document xmlns:w="http://schemas.openxmlformats.org/wordprocessingml/2006/main" xmlns:w14="http://schemas.microsoft.com/office/word/2010/wordml" xmlns:r="http://schemas.openxmlformats.org/officeDocument/2006/relationships">
   <w:body>
+    <w:bookmarkStart w:id="00000001" w:name="ch1_span"/>
     <w:p>
-      <w:bookmarkStart w:id="0" w:name="ch1_span"/>
       <w:r>
-        <w:t xml:space="preserve">First paragraph in span.</w:t>
+        <w:t>First paragraph in span.</w:t>
       </w:r>
     </w:p>
     <w:p>
       <w:r>
-        <w:t xml:space="preserve">Second paragraph in span.</w:t>
+        <w:t>Second paragraph in span.</w:t>
       </w:r>
-      <w:bookmarkEnd w:id="0"/>
     </w:p>
-    <w:sectPr>
-      <w:pgSz w:w="12240" w:h="15840"/>
-    </w:sectPr>
+    <w:bookmarkEnd w:id="00000001"/>
+    <w:sectPr/>
   </w:body>
 </w:document>
 </file>